--- a/03_Team_Work/Team5/Milestone_3_Components/IC_Done/usps_address_validation_adapter-willt.docx
+++ b/03_Team_Work/Team5/Milestone_3_Components/IC_Done/usps_address_validation_adapter-willt.docx
@@ -9,12 +9,12 @@
         <w:tblLook w:val="04A0" w:firstRow="1" w:lastRow="0" w:firstColumn="1" w:lastColumn="0" w:noHBand="0" w:noVBand="1"/>
       </w:tblPr>
       <w:tblGrid>
-        <w:gridCol w:w="1293"/>
-        <w:gridCol w:w="2321"/>
-        <w:gridCol w:w="918"/>
-        <w:gridCol w:w="1185"/>
-        <w:gridCol w:w="809"/>
-        <w:gridCol w:w="2302"/>
+        <w:gridCol w:w="1126"/>
+        <w:gridCol w:w="2155"/>
+        <w:gridCol w:w="969"/>
+        <w:gridCol w:w="1477"/>
+        <w:gridCol w:w="852"/>
+        <w:gridCol w:w="2249"/>
       </w:tblGrid>
       <w:tr>
         <w:trPr>
@@ -231,7 +231,7 @@
               </w:rPr>
             </w:pPr>
             <w:r>
-              <w:t>Analytics Orchestrator</w:t>
+              <w:t>USPS Address Validation Adapter</w:t>
             </w:r>
           </w:p>
         </w:tc>
@@ -247,18 +247,8 @@
                 <w:lang w:eastAsia="en-US"/>
               </w:rPr>
             </w:pPr>
-            <w:proofErr w:type="spellStart"/>
-            <w:proofErr w:type="gramStart"/>
-            <w:r>
-              <w:t>loadAnalyticsDashboard</w:t>
-            </w:r>
-            <w:proofErr w:type="spellEnd"/>
-            <w:r>
-              <w:t>(</w:t>
-            </w:r>
-            <w:proofErr w:type="gramEnd"/>
-            <w:r>
-              <w:t>)</w:t>
+            <w:r>
+              <w:t>validateAddress()</w:t>
             </w:r>
           </w:p>
         </w:tc>
@@ -292,7 +282,7 @@
               </w:rPr>
             </w:pPr>
             <w:r>
-              <w:t>Loads analytics data for the company dashboard</w:t>
+              <w:t>Validates a company location against USPS address standards before saving.</w:t>
             </w:r>
           </w:p>
         </w:tc>
@@ -309,7 +299,7 @@
               </w:rPr>
             </w:pPr>
             <w:r>
-              <w:t>2.1.3.6, 3.1</w:t>
+              <w:t>2.1.3.7, 2.1.3.9</w:t>
             </w:r>
           </w:p>
         </w:tc>
@@ -325,21 +315,9 @@
                 <w:lang w:eastAsia="en-US"/>
               </w:rPr>
             </w:pPr>
-            <w:proofErr w:type="spellStart"/>
-            <w:proofErr w:type="gramStart"/>
-            <w:r>
-              <w:t>AnalyticsService</w:t>
-            </w:r>
-            <w:proofErr w:type="spellEnd"/>
-            <w:proofErr w:type="gramEnd"/>
-            <w:r>
-              <w:t xml:space="preserve">, </w:t>
-            </w:r>
-            <w:proofErr w:type="spellStart"/>
-            <w:r>
-              <w:t>CompanyDashboard</w:t>
-            </w:r>
-            <w:proofErr w:type="spellEnd"/>
+            <w:r>
+              <w:t>USPS API, CompanyLocation</w:t>
+            </w:r>
           </w:p>
         </w:tc>
       </w:tr>
@@ -357,7 +335,7 @@
               </w:rPr>
             </w:pPr>
             <w:r>
-              <w:t>Analytics Orchestrator</w:t>
+              <w:t>USPS Address Validation Adapter</w:t>
             </w:r>
           </w:p>
         </w:tc>
@@ -373,11 +351,9 @@
                 <w:lang w:eastAsia="en-US"/>
               </w:rPr>
             </w:pPr>
-            <w:proofErr w:type="spellStart"/>
-            <w:r>
-              <w:t>AnalyticsRequest</w:t>
-            </w:r>
-            <w:proofErr w:type="spellEnd"/>
+            <w:r>
+              <w:t>AddressRequest</w:t>
+            </w:r>
           </w:p>
         </w:tc>
         <w:tc>
@@ -410,7 +386,7 @@
               </w:rPr>
             </w:pPr>
             <w:r>
-              <w:t>Stores the analytics request details from the user interface</w:t>
+              <w:t>Stores address information submitted by a company representative.</w:t>
             </w:r>
           </w:p>
         </w:tc>
@@ -427,7 +403,7 @@
               </w:rPr>
             </w:pPr>
             <w:r>
-              <w:t>2.1.3.6</w:t>
+              <w:t>2.1.3.5, 2.1.3.7</w:t>
             </w:r>
           </w:p>
         </w:tc>
@@ -444,13 +420,8 @@
               </w:rPr>
             </w:pPr>
             <w:r>
-              <w:t xml:space="preserve">API Gateway, </w:t>
-            </w:r>
-            <w:proofErr w:type="spellStart"/>
-            <w:r>
-              <w:t>AnalyticsService</w:t>
-            </w:r>
-            <w:proofErr w:type="spellEnd"/>
+              <w:t>CompanyLocationForm, validateAddress()</w:t>
+            </w:r>
           </w:p>
         </w:tc>
       </w:tr>
@@ -471,7 +442,7 @@
               </w:rPr>
             </w:pPr>
             <w:r>
-              <w:t>Analytics Orchestrator</w:t>
+              <w:t>USPS Address Validation Adapter</w:t>
             </w:r>
           </w:p>
         </w:tc>
@@ -487,11 +458,9 @@
                 <w:lang w:eastAsia="en-US"/>
               </w:rPr>
             </w:pPr>
-            <w:proofErr w:type="spellStart"/>
-            <w:r>
-              <w:t>AnalyticsSummary</w:t>
-            </w:r>
-            <w:proofErr w:type="spellEnd"/>
+            <w:r>
+              <w:t>ValidatedAddress</w:t>
+            </w:r>
           </w:p>
         </w:tc>
         <w:tc>
@@ -524,7 +493,7 @@
               </w:rPr>
             </w:pPr>
             <w:r>
-              <w:t>Stores summarized analytics results for dashboard widgets</w:t>
+              <w:t>Stores the USPS-standardized address returned from validation.</w:t>
             </w:r>
           </w:p>
         </w:tc>
@@ -541,7 +510,7 @@
               </w:rPr>
             </w:pPr>
             <w:r>
-              <w:t>2.1.3.6, 2.5.7</w:t>
+              <w:t>2.1.3.9</w:t>
             </w:r>
           </w:p>
         </w:tc>
@@ -557,19 +526,9 @@
                 <w:lang w:eastAsia="en-US"/>
               </w:rPr>
             </w:pPr>
-            <w:proofErr w:type="spellStart"/>
-            <w:r>
-              <w:t>AnalyticsWidget</w:t>
-            </w:r>
-            <w:proofErr w:type="spellEnd"/>
-            <w:r>
-              <w:t xml:space="preserve">, </w:t>
-            </w:r>
-            <w:proofErr w:type="spellStart"/>
-            <w:r>
-              <w:t>AnalyticsService</w:t>
-            </w:r>
-            <w:proofErr w:type="spellEnd"/>
+            <w:r>
+              <w:t>USPS API, CompanyLocation</w:t>
+            </w:r>
           </w:p>
         </w:tc>
       </w:tr>
@@ -587,7 +546,7 @@
               </w:rPr>
             </w:pPr>
             <w:r>
-              <w:t>Analytics Orchestrator</w:t>
+              <w:t>USPS Address Validation Adapter</w:t>
             </w:r>
           </w:p>
         </w:tc>
@@ -603,18 +562,17 @@
                 <w:lang w:eastAsia="en-US"/>
               </w:rPr>
             </w:pPr>
-            <w:proofErr w:type="spellStart"/>
-            <w:proofErr w:type="gramStart"/>
-            <w:r>
-              <w:t>validateAnalyticsRequest</w:t>
-            </w:r>
-            <w:proofErr w:type="spellEnd"/>
-            <w:r>
-              <w:t>(</w:t>
-            </w:r>
-            <w:proofErr w:type="gramEnd"/>
-            <w:r>
-              <w:t>)</w:t>
+            <w:r>
+              <w:t>a</w:t>
+            </w:r>
+            <w:r>
+              <w:t>ddress</w:t>
+            </w:r>
+            <w:r>
+              <w:t>Fi</w:t>
+            </w:r>
+            <w:r>
+              <w:t>elds</w:t>
             </w:r>
           </w:p>
         </w:tc>
@@ -631,7 +589,7 @@
               </w:rPr>
             </w:pPr>
             <w:r>
-              <w:t>Method</w:t>
+              <w:t>Variable</w:t>
             </w:r>
           </w:p>
         </w:tc>
@@ -648,7 +606,7 @@
               </w:rPr>
             </w:pPr>
             <w:r>
-              <w:t>Checks that the analytics request has valid filters and data</w:t>
+              <w:t>Stores street, suite/building number, city, state, country, and ZIP code values.</w:t>
             </w:r>
           </w:p>
         </w:tc>
@@ -665,7 +623,10 @@
               </w:rPr>
             </w:pPr>
             <w:r>
-              <w:t>2.1.3.6</w:t>
+              <w:t>2.1.3.</w:t>
+            </w:r>
+            <w:r>
+              <w:t>7</w:t>
             </w:r>
           </w:p>
         </w:tc>
@@ -681,11 +642,9 @@
                 <w:lang w:eastAsia="en-US"/>
               </w:rPr>
             </w:pPr>
-            <w:proofErr w:type="spellStart"/>
-            <w:r>
-              <w:t>AnalyticsRequest</w:t>
-            </w:r>
-            <w:proofErr w:type="spellEnd"/>
+            <w:r>
+              <w:t>AddressRequest</w:t>
+            </w:r>
           </w:p>
         </w:tc>
       </w:tr>
@@ -706,7 +665,7 @@
               </w:rPr>
             </w:pPr>
             <w:r>
-              <w:t>Analytics Orchestrator</w:t>
+              <w:t>USPS Address Validation Adapter</w:t>
             </w:r>
           </w:p>
         </w:tc>
@@ -722,11 +681,9 @@
                 <w:lang w:eastAsia="en-US"/>
               </w:rPr>
             </w:pPr>
-            <w:proofErr w:type="spellStart"/>
-            <w:r>
-              <w:t>analyticsFilters</w:t>
-            </w:r>
-            <w:proofErr w:type="spellEnd"/>
+            <w:r>
+              <w:t>CompanyLocationData</w:t>
+            </w:r>
           </w:p>
         </w:tc>
         <w:tc>
@@ -742,7 +699,7 @@
               </w:rPr>
             </w:pPr>
             <w:r>
-              <w:t>Variable</w:t>
+              <w:t>Data Table</w:t>
             </w:r>
           </w:p>
         </w:tc>
@@ -759,7 +716,7 @@
               </w:rPr>
             </w:pPr>
             <w:r>
-              <w:t>Stores selected date range, job posting, or candidate filters</w:t>
+              <w:t>Stores validated company location records.</w:t>
             </w:r>
           </w:p>
         </w:tc>
@@ -776,7 +733,7 @@
               </w:rPr>
             </w:pPr>
             <w:r>
-              <w:t>2.1.3.6</w:t>
+              <w:t>2.1.3.3, 2.1.3.4, 2.1.3.5</w:t>
             </w:r>
           </w:p>
         </w:tc>
@@ -792,11 +749,9 @@
                 <w:lang w:eastAsia="en-US"/>
               </w:rPr>
             </w:pPr>
-            <w:proofErr w:type="spellStart"/>
-            <w:r>
-              <w:t>AnalyticsRequest</w:t>
-            </w:r>
-            <w:proofErr w:type="spellEnd"/>
+            <w:r>
+              <w:t>Database, CompanyLocation</w:t>
+            </w:r>
           </w:p>
         </w:tc>
       </w:tr>
@@ -814,8 +769,11 @@
               </w:rPr>
             </w:pPr>
             <w:r>
+              <w:t>USPS Address Validati</w:t>
+            </w:r>
+            <w:r>
               <w:lastRenderedPageBreak/>
-              <w:t>Analytics Orchestrator</w:t>
+              <w:t>on Adapter</w:t>
             </w:r>
           </w:p>
         </w:tc>
@@ -831,11 +789,10 @@
                 <w:lang w:eastAsia="en-US"/>
               </w:rPr>
             </w:pPr>
-            <w:proofErr w:type="spellStart"/>
-            <w:r>
-              <w:t>AnalyticsWidgetFormatter</w:t>
-            </w:r>
-            <w:proofErr w:type="spellEnd"/>
+            <w:r>
+              <w:lastRenderedPageBreak/>
+              <w:t>/api/address/validate</w:t>
+            </w:r>
           </w:p>
         </w:tc>
         <w:tc>
@@ -851,7 +808,7 @@
               </w:rPr>
             </w:pPr>
             <w:r>
-              <w:t>Module</w:t>
+              <w:t>API Endpoint</w:t>
             </w:r>
           </w:p>
         </w:tc>
@@ -868,7 +825,11 @@
               </w:rPr>
             </w:pPr>
             <w:r>
-              <w:t>Formats analytics results for display in dashboard widgets</w:t>
+              <w:t xml:space="preserve">Receives address validation </w:t>
+            </w:r>
+            <w:r>
+              <w:lastRenderedPageBreak/>
+              <w:t>requests and returns USPS-standardized addresses.</w:t>
             </w:r>
           </w:p>
         </w:tc>
@@ -885,7 +846,12 @@
               </w:rPr>
             </w:pPr>
             <w:r>
-              <w:t>3.1, 1.13</w:t>
+              <w:lastRenderedPageBreak/>
+              <w:t xml:space="preserve">2.1.3.7, </w:t>
+            </w:r>
+            <w:r>
+              <w:lastRenderedPageBreak/>
+              <w:t>2.1.3.9</w:t>
             </w:r>
           </w:p>
         </w:tc>
@@ -901,388 +867,10 @@
                 <w:lang w:eastAsia="en-US"/>
               </w:rPr>
             </w:pPr>
-            <w:proofErr w:type="spellStart"/>
-            <w:r>
-              <w:rPr>
-                <w:rFonts w:cs="Times New Roman"/>
-              </w:rPr>
-              <w:t>A</w:t>
-            </w:r>
-            <w:r>
-              <w:rPr>
-                <w:rFonts w:cs="Times New Roman"/>
-              </w:rPr>
-              <w:t>nalyticsSummary</w:t>
-            </w:r>
-            <w:proofErr w:type="spellEnd"/>
-            <w:r>
-              <w:rPr>
-                <w:rFonts w:cs="Times New Roman"/>
-              </w:rPr>
-              <w:t xml:space="preserve">, </w:t>
-            </w:r>
-            <w:proofErr w:type="spellStart"/>
-            <w:r>
-              <w:rPr>
-                <w:rFonts w:cs="Times New Roman"/>
-              </w:rPr>
-              <w:t>CompanyDashboard</w:t>
-            </w:r>
-            <w:proofErr w:type="spellEnd"/>
-          </w:p>
-        </w:tc>
-      </w:tr>
-      <w:tr>
-        <w:trPr>
-          <w:cnfStyle w:val="000000100000" w:firstRow="0" w:lastRow="0" w:firstColumn="0" w:lastColumn="0" w:oddVBand="0" w:evenVBand="0" w:oddHBand="1" w:evenHBand="0" w:firstRowFirstColumn="0" w:firstRowLastColumn="0" w:lastRowFirstColumn="0" w:lastRowLastColumn="0"/>
-        </w:trPr>
-        <w:tc>
-          <w:tcPr>
-            <w:cnfStyle w:val="001000000000" w:firstRow="0" w:lastRow="0" w:firstColumn="1" w:lastColumn="0" w:oddVBand="0" w:evenVBand="0" w:oddHBand="0" w:evenHBand="0" w:firstRowFirstColumn="0" w:firstRowLastColumn="0" w:lastRowFirstColumn="0" w:lastRowLastColumn="0"/>
-            <w:tcW w:w="0" w:type="auto"/>
-          </w:tcPr>
-          <w:p>
-            <w:pPr>
-              <w:rPr>
-                <w:rFonts w:eastAsia="Times New Roman" w:cs="Arial"/>
-                <w:lang w:eastAsia="en-US"/>
-              </w:rPr>
-            </w:pPr>
-            <w:r>
-              <w:t>Analytics Orchestrator</w:t>
-            </w:r>
-          </w:p>
-        </w:tc>
-        <w:tc>
-          <w:tcPr>
-            <w:tcW w:w="0" w:type="auto"/>
-          </w:tcPr>
-          <w:p>
-            <w:pPr>
-              <w:cnfStyle w:val="000000100000" w:firstRow="0" w:lastRow="0" w:firstColumn="0" w:lastColumn="0" w:oddVBand="0" w:evenVBand="0" w:oddHBand="1" w:evenHBand="0" w:firstRowFirstColumn="0" w:firstRowLastColumn="0" w:lastRowFirstColumn="0" w:lastRowLastColumn="0"/>
-              <w:rPr>
-                <w:rFonts w:eastAsia="Times New Roman" w:cs="Arial"/>
-                <w:lang w:eastAsia="en-US"/>
-              </w:rPr>
-            </w:pPr>
-            <w:proofErr w:type="spellStart"/>
-            <w:r>
-              <w:t>AnalyticsData</w:t>
-            </w:r>
-            <w:proofErr w:type="spellEnd"/>
-          </w:p>
-        </w:tc>
-        <w:tc>
-          <w:tcPr>
-            <w:tcW w:w="0" w:type="auto"/>
-          </w:tcPr>
-          <w:p>
-            <w:pPr>
-              <w:cnfStyle w:val="000000100000" w:firstRow="0" w:lastRow="0" w:firstColumn="0" w:lastColumn="0" w:oddVBand="0" w:evenVBand="0" w:oddHBand="1" w:evenHBand="0" w:firstRowFirstColumn="0" w:firstRowLastColumn="0" w:lastRowFirstColumn="0" w:lastRowLastColumn="0"/>
-              <w:rPr>
-                <w:rFonts w:eastAsia="Times New Roman" w:cs="Arial"/>
-                <w:lang w:eastAsia="en-US"/>
-              </w:rPr>
-            </w:pPr>
-            <w:r>
-              <w:t>Data Table</w:t>
-            </w:r>
-          </w:p>
-        </w:tc>
-        <w:tc>
-          <w:tcPr>
-            <w:tcW w:w="0" w:type="auto"/>
-          </w:tcPr>
-          <w:p>
-            <w:pPr>
-              <w:cnfStyle w:val="000000100000" w:firstRow="0" w:lastRow="0" w:firstColumn="0" w:lastColumn="0" w:oddVBand="0" w:evenVBand="0" w:oddHBand="1" w:evenHBand="0" w:firstRowFirstColumn="0" w:firstRowLastColumn="0" w:lastRowFirstColumn="0" w:lastRowLastColumn="0"/>
-              <w:rPr>
-                <w:rFonts w:eastAsia="Times New Roman" w:cs="Arial"/>
-                <w:lang w:eastAsia="en-US"/>
-              </w:rPr>
-            </w:pPr>
-            <w:r>
-              <w:t>Stores analytics records used for reports and dashboard metrics</w:t>
-            </w:r>
-          </w:p>
-        </w:tc>
-        <w:tc>
-          <w:tcPr>
-            <w:tcW w:w="0" w:type="auto"/>
-          </w:tcPr>
-          <w:p>
-            <w:pPr>
-              <w:cnfStyle w:val="000000100000" w:firstRow="0" w:lastRow="0" w:firstColumn="0" w:lastColumn="0" w:oddVBand="0" w:evenVBand="0" w:oddHBand="1" w:evenHBand="0" w:firstRowFirstColumn="0" w:firstRowLastColumn="0" w:lastRowFirstColumn="0" w:lastRowLastColumn="0"/>
-              <w:rPr>
-                <w:rFonts w:eastAsia="Times New Roman" w:cs="Times New Roman"/>
-                <w:lang w:eastAsia="en-US"/>
-              </w:rPr>
-            </w:pPr>
-            <w:r>
-              <w:t>2.5.7, 1.13</w:t>
-            </w:r>
-          </w:p>
-        </w:tc>
-        <w:tc>
-          <w:tcPr>
-            <w:tcW w:w="0" w:type="auto"/>
-          </w:tcPr>
-          <w:p>
-            <w:pPr>
-              <w:cnfStyle w:val="000000100000" w:firstRow="0" w:lastRow="0" w:firstColumn="0" w:lastColumn="0" w:oddVBand="0" w:evenVBand="0" w:oddHBand="1" w:evenHBand="0" w:firstRowFirstColumn="0" w:firstRowLastColumn="0" w:lastRowFirstColumn="0" w:lastRowLastColumn="0"/>
-              <w:rPr>
-                <w:rFonts w:eastAsia="Times New Roman" w:cs="Times New Roman"/>
-                <w:lang w:eastAsia="en-US"/>
-              </w:rPr>
-            </w:pPr>
-            <w:proofErr w:type="spellStart"/>
-            <w:proofErr w:type="gramStart"/>
-            <w:r>
-              <w:t>AnalyticsService</w:t>
-            </w:r>
-            <w:proofErr w:type="spellEnd"/>
-            <w:proofErr w:type="gramEnd"/>
-            <w:r>
-              <w:t>, Database</w:t>
-            </w:r>
-          </w:p>
-        </w:tc>
-      </w:tr>
-      <w:tr>
-        <w:tc>
-          <w:tcPr>
-            <w:cnfStyle w:val="001000000000" w:firstRow="0" w:lastRow="0" w:firstColumn="1" w:lastColumn="0" w:oddVBand="0" w:evenVBand="0" w:oddHBand="0" w:evenHBand="0" w:firstRowFirstColumn="0" w:firstRowLastColumn="0" w:lastRowFirstColumn="0" w:lastRowLastColumn="0"/>
-            <w:tcW w:w="0" w:type="auto"/>
-          </w:tcPr>
-          <w:p>
-            <w:pPr>
-              <w:rPr>
-                <w:rFonts w:eastAsia="Times New Roman" w:cs="Arial"/>
-                <w:lang w:eastAsia="en-US"/>
-              </w:rPr>
-            </w:pPr>
-            <w:r>
-              <w:t>Analytics Orchestrator</w:t>
-            </w:r>
-          </w:p>
-        </w:tc>
-        <w:tc>
-          <w:tcPr>
-            <w:tcW w:w="0" w:type="auto"/>
-          </w:tcPr>
-          <w:p>
-            <w:pPr>
-              <w:cnfStyle w:val="000000000000" w:firstRow="0" w:lastRow="0" w:firstColumn="0" w:lastColumn="0" w:oddVBand="0" w:evenVBand="0" w:oddHBand="0" w:evenHBand="0" w:firstRowFirstColumn="0" w:firstRowLastColumn="0" w:lastRowFirstColumn="0" w:lastRowLastColumn="0"/>
-              <w:rPr>
-                <w:rFonts w:eastAsia="Times New Roman" w:cs="Arial"/>
-                <w:lang w:eastAsia="en-US"/>
-              </w:rPr>
-            </w:pPr>
-            <w:proofErr w:type="spellStart"/>
-            <w:r>
-              <w:t>AnalyticsCache</w:t>
-            </w:r>
-            <w:proofErr w:type="spellEnd"/>
-          </w:p>
-        </w:tc>
-        <w:tc>
-          <w:tcPr>
-            <w:tcW w:w="0" w:type="auto"/>
-          </w:tcPr>
-          <w:p>
-            <w:pPr>
-              <w:cnfStyle w:val="000000000000" w:firstRow="0" w:lastRow="0" w:firstColumn="0" w:lastColumn="0" w:oddVBand="0" w:evenVBand="0" w:oddHBand="0" w:evenHBand="0" w:firstRowFirstColumn="0" w:firstRowLastColumn="0" w:lastRowFirstColumn="0" w:lastRowLastColumn="0"/>
-              <w:rPr>
-                <w:rFonts w:eastAsia="Times New Roman" w:cs="Arial"/>
-                <w:lang w:eastAsia="en-US"/>
-              </w:rPr>
-            </w:pPr>
-            <w:r>
-              <w:t>Data Store</w:t>
-            </w:r>
-          </w:p>
-        </w:tc>
-        <w:tc>
-          <w:tcPr>
-            <w:tcW w:w="0" w:type="auto"/>
-          </w:tcPr>
-          <w:p>
-            <w:pPr>
-              <w:cnfStyle w:val="000000000000" w:firstRow="0" w:lastRow="0" w:firstColumn="0" w:lastColumn="0" w:oddVBand="0" w:evenVBand="0" w:oddHBand="0" w:evenHBand="0" w:firstRowFirstColumn="0" w:firstRowLastColumn="0" w:lastRowFirstColumn="0" w:lastRowLastColumn="0"/>
-              <w:rPr>
-                <w:rFonts w:eastAsia="Times New Roman" w:cs="Arial"/>
-                <w:lang w:eastAsia="en-US"/>
-              </w:rPr>
-            </w:pPr>
-            <w:r>
-              <w:t>Stores recently used analytics results to improve dashboard loading</w:t>
-            </w:r>
-          </w:p>
-        </w:tc>
-        <w:tc>
-          <w:tcPr>
-            <w:tcW w:w="0" w:type="auto"/>
-          </w:tcPr>
-          <w:p>
-            <w:pPr>
-              <w:cnfStyle w:val="000000000000" w:firstRow="0" w:lastRow="0" w:firstColumn="0" w:lastColumn="0" w:oddVBand="0" w:evenVBand="0" w:oddHBand="0" w:evenHBand="0" w:firstRowFirstColumn="0" w:firstRowLastColumn="0" w:lastRowFirstColumn="0" w:lastRowLastColumn="0"/>
-              <w:rPr>
-                <w:rFonts w:eastAsia="Times New Roman" w:cs="Times New Roman"/>
-                <w:lang w:eastAsia="en-US"/>
-              </w:rPr>
-            </w:pPr>
-            <w:r>
-              <w:t>2.1.3.6</w:t>
-            </w:r>
-          </w:p>
-        </w:tc>
-        <w:tc>
-          <w:tcPr>
-            <w:tcW w:w="0" w:type="auto"/>
-          </w:tcPr>
-          <w:p>
-            <w:pPr>
-              <w:cnfStyle w:val="000000000000" w:firstRow="0" w:lastRow="0" w:firstColumn="0" w:lastColumn="0" w:oddVBand="0" w:evenVBand="0" w:oddHBand="0" w:evenHBand="0" w:firstRowFirstColumn="0" w:firstRowLastColumn="0" w:lastRowFirstColumn="0" w:lastRowLastColumn="0"/>
-              <w:rPr>
-                <w:rFonts w:eastAsia="Times New Roman" w:cs="Times New Roman"/>
-                <w:lang w:eastAsia="en-US"/>
-              </w:rPr>
-            </w:pPr>
-            <w:proofErr w:type="spellStart"/>
-            <w:r>
-              <w:t>AnalyticsSummary</w:t>
-            </w:r>
-            <w:proofErr w:type="spellEnd"/>
-          </w:p>
-        </w:tc>
-      </w:tr>
-      <w:tr>
-        <w:trPr>
-          <w:cnfStyle w:val="000000100000" w:firstRow="0" w:lastRow="0" w:firstColumn="0" w:lastColumn="0" w:oddVBand="0" w:evenVBand="0" w:oddHBand="1" w:evenHBand="0" w:firstRowFirstColumn="0" w:firstRowLastColumn="0" w:lastRowFirstColumn="0" w:lastRowLastColumn="0"/>
-        </w:trPr>
-        <w:tc>
-          <w:tcPr>
-            <w:cnfStyle w:val="001000000000" w:firstRow="0" w:lastRow="0" w:firstColumn="1" w:lastColumn="0" w:oddVBand="0" w:evenVBand="0" w:oddHBand="0" w:evenHBand="0" w:firstRowFirstColumn="0" w:firstRowLastColumn="0" w:lastRowFirstColumn="0" w:lastRowLastColumn="0"/>
-            <w:tcW w:w="0" w:type="auto"/>
-          </w:tcPr>
-          <w:p>
-            <w:pPr>
-              <w:rPr>
-                <w:rFonts w:eastAsia="Times New Roman" w:cs="Arial"/>
-                <w:lang w:eastAsia="en-US"/>
-              </w:rPr>
-            </w:pPr>
-            <w:r>
-              <w:t>Analytics Orchestrator</w:t>
-            </w:r>
-          </w:p>
-        </w:tc>
-        <w:tc>
-          <w:tcPr>
-            <w:tcW w:w="0" w:type="auto"/>
-          </w:tcPr>
-          <w:p>
-            <w:pPr>
-              <w:cnfStyle w:val="000000100000" w:firstRow="0" w:lastRow="0" w:firstColumn="0" w:lastColumn="0" w:oddVBand="0" w:evenVBand="0" w:oddHBand="1" w:evenHBand="0" w:firstRowFirstColumn="0" w:firstRowLastColumn="0" w:lastRowFirstColumn="0" w:lastRowLastColumn="0"/>
-              <w:rPr>
-                <w:rFonts w:eastAsia="Times New Roman" w:cs="Arial"/>
-                <w:lang w:eastAsia="en-US"/>
-              </w:rPr>
-            </w:pPr>
-            <w:r>
-              <w:t>/</w:t>
-            </w:r>
-            <w:proofErr w:type="spellStart"/>
-            <w:r>
-              <w:t>api</w:t>
-            </w:r>
-            <w:proofErr w:type="spellEnd"/>
-            <w:r>
-              <w:t>/analytics/dashboard</w:t>
-            </w:r>
-          </w:p>
-        </w:tc>
-        <w:tc>
-          <w:tcPr>
-            <w:tcW w:w="0" w:type="auto"/>
-          </w:tcPr>
-          <w:p>
-            <w:pPr>
-              <w:cnfStyle w:val="000000100000" w:firstRow="0" w:lastRow="0" w:firstColumn="0" w:lastColumn="0" w:oddVBand="0" w:evenVBand="0" w:oddHBand="1" w:evenHBand="0" w:firstRowFirstColumn="0" w:firstRowLastColumn="0" w:lastRowFirstColumn="0" w:lastRowLastColumn="0"/>
-              <w:rPr>
-                <w:rFonts w:eastAsia="Times New Roman" w:cs="Arial"/>
-                <w:lang w:eastAsia="en-US"/>
-              </w:rPr>
-            </w:pPr>
-            <w:r>
-              <w:t>API Endpoint</w:t>
-            </w:r>
-          </w:p>
-        </w:tc>
-        <w:tc>
-          <w:tcPr>
-            <w:tcW w:w="0" w:type="auto"/>
-          </w:tcPr>
-          <w:p>
-            <w:pPr>
-              <w:cnfStyle w:val="000000100000" w:firstRow="0" w:lastRow="0" w:firstColumn="0" w:lastColumn="0" w:oddVBand="0" w:evenVBand="0" w:oddHBand="1" w:evenHBand="0" w:firstRowFirstColumn="0" w:firstRowLastColumn="0" w:lastRowFirstColumn="0" w:lastRowLastColumn="0"/>
-              <w:rPr>
-                <w:rFonts w:eastAsia="Times New Roman" w:cs="Arial"/>
-                <w:lang w:eastAsia="en-US"/>
-              </w:rPr>
-            </w:pPr>
-            <w:r>
-              <w:t>Handles incoming analytics dashboard requests</w:t>
-            </w:r>
-          </w:p>
-        </w:tc>
-        <w:tc>
-          <w:tcPr>
-            <w:tcW w:w="0" w:type="auto"/>
-          </w:tcPr>
-          <w:p>
-            <w:pPr>
-              <w:cnfStyle w:val="000000100000" w:firstRow="0" w:lastRow="0" w:firstColumn="0" w:lastColumn="0" w:oddVBand="0" w:evenVBand="0" w:oddHBand="1" w:evenHBand="0" w:firstRowFirstColumn="0" w:firstRowLastColumn="0" w:lastRowFirstColumn="0" w:lastRowLastColumn="0"/>
-              <w:rPr>
-                <w:rFonts w:eastAsia="Times New Roman" w:cs="Times New Roman"/>
-                <w:lang w:eastAsia="en-US"/>
-              </w:rPr>
-            </w:pPr>
-            <w:r>
-              <w:t>1.4, 1.13</w:t>
-            </w:r>
-          </w:p>
-        </w:tc>
-        <w:tc>
-          <w:tcPr>
-            <w:tcW w:w="0" w:type="auto"/>
-          </w:tcPr>
-          <w:p>
-            <w:pPr>
-              <w:cnfStyle w:val="000000100000" w:firstRow="0" w:lastRow="0" w:firstColumn="0" w:lastColumn="0" w:oddVBand="0" w:evenVBand="0" w:oddHBand="1" w:evenHBand="0" w:firstRowFirstColumn="0" w:firstRowLastColumn="0" w:lastRowFirstColumn="0" w:lastRowLastColumn="0"/>
-              <w:rPr>
-                <w:rFonts w:eastAsia="Times New Roman" w:cs="Times New Roman"/>
-                <w:lang w:eastAsia="en-US"/>
-              </w:rPr>
-            </w:pPr>
-            <w:proofErr w:type="spellStart"/>
-            <w:proofErr w:type="gramStart"/>
-            <w:r>
-              <w:t>loadAnalyticsDashboard</w:t>
-            </w:r>
-            <w:proofErr w:type="spellEnd"/>
-            <w:r>
-              <w:t>(</w:t>
-            </w:r>
-            <w:proofErr w:type="gramEnd"/>
-            <w:r>
-              <w:t xml:space="preserve">), </w:t>
-            </w:r>
-            <w:proofErr w:type="spellStart"/>
-            <w:r>
-              <w:t>AnalyticsSummary</w:t>
-            </w:r>
-            <w:proofErr w:type="spellEnd"/>
+            <w:r>
+              <w:lastRenderedPageBreak/>
+              <w:t>validateAddress(), ValidatedAddress</w:t>
+            </w:r>
           </w:p>
         </w:tc>
       </w:tr>
